--- a/reports/2026-06_zoloft_focus_report.docx
+++ b/reports/2026-06_zoloft_focus_report.docx
@@ -28,6 +28,99 @@
         </w:rPr>
         <w:t>数据范围：2026-06-01 至 2026-06-30｜来源：产品/竞品研究进展 + NKOL 微信/PubMed 明细</w:t>
       </w:r>
+    </w:p>
+    <w:p>
+      <w:pPr>
+        <w:spacing w:before="200" w:after="120"/>
+      </w:pPr>
+      <w:r>
+        <w:rPr>
+          <w:rFonts w:ascii="Microsoft YaHei" w:hAnsi="Microsoft YaHei" w:eastAsia="微软雅黑"/>
+          <w:b/>
+          <w:color w:val="0F766D"/>
+          <w:sz w:val="28"/>
+        </w:rPr>
+        <w:t>管理层摘要</w:t>
+      </w:r>
+    </w:p>
+    <w:p>
+      <w:pPr>
+        <w:spacing w:after="100" w:line="300" w:lineRule="auto"/>
+      </w:pPr>
+      <w:r>
+        <w:rPr>
+          <w:rFonts w:ascii="Microsoft YaHei" w:hAnsi="Microsoft YaHei" w:eastAsia="微软雅黑"/>
+          <w:b/>
+          <w:color w:val="173B3A"/>
+          <w:sz w:val="23"/>
+        </w:rPr>
+        <w:t>6月左洛复的核心信号是：抑郁治疗竞争从SSRI同类延伸到非SSRI、快速起效和新机制疗法，左洛复同成分研究仍需关注，但Spravato、Wellbutrin、COMP360等更能提示治疗路径变化。</w:t>
+      </w:r>
+    </w:p>
+    <w:p>
+      <w:pPr>
+        <w:spacing w:after="60" w:line="293" w:lineRule="auto"/>
+        <w:ind w:left="160"/>
+      </w:pPr>
+      <w:r>
+        <w:rPr>
+          <w:rFonts w:ascii="Microsoft YaHei" w:hAnsi="Microsoft YaHei" w:eastAsia="微软雅黑"/>
+          <w:b w:val="0"/>
+          <w:color w:val="253638"/>
+          <w:sz w:val="21"/>
+        </w:rPr>
+        <w:t>发生了什么：本月纳入138条产品/竞品进展，61条建议跟进、26条高证据；PubMed和Clinical更新覆盖舍曲林、艾司西酞普兰、安非他酮、艾司氯胺酮、裸盖菇素等。</w:t>
+      </w:r>
+    </w:p>
+    <w:p>
+      <w:pPr>
+        <w:spacing w:after="60" w:line="293" w:lineRule="auto"/>
+        <w:ind w:left="160"/>
+      </w:pPr>
+      <w:r>
+        <w:rPr>
+          <w:rFonts w:ascii="Microsoft YaHei" w:hAnsi="Microsoft YaHei" w:eastAsia="微软雅黑"/>
+          <w:b w:val="0"/>
+          <w:color w:val="253638"/>
+          <w:sz w:val="21"/>
+        </w:rPr>
+        <w:t>关注什么：优先看左洛复同成分临床更新、来士普/百忧解等SSRI同类、Wellbutrin非SSRI替代，以及Spravato和COMP360等治疗抵抗性抑郁或新机制路径。</w:t>
+      </w:r>
+    </w:p>
+    <w:p>
+      <w:pPr>
+        <w:spacing w:after="60" w:line="293" w:lineRule="auto"/>
+        <w:ind w:left="160"/>
+      </w:pPr>
+      <w:r>
+        <w:rPr>
+          <w:rFonts w:ascii="Microsoft YaHei" w:hAnsi="Microsoft YaHei" w:eastAsia="微软雅黑"/>
+          <w:b w:val="0"/>
+          <w:color w:val="253638"/>
+          <w:sz w:val="21"/>
+        </w:rPr>
+        <w:t>为什么关注：新机制和快速起效疗法会改变重度抑郁和治疗抵抗患者的治疗排序，也会影响左洛复在一线、维持和联合治疗中的沟通重点。</w:t>
+      </w:r>
+    </w:p>
+    <w:p>
+      <w:pPr>
+        <w:spacing w:after="60" w:line="293" w:lineRule="auto"/>
+        <w:ind w:left="160"/>
+      </w:pPr>
+      <w:r>
+        <w:rPr>
+          <w:rFonts w:ascii="Microsoft YaHei" w:hAnsi="Microsoft YaHei" w:eastAsia="微软雅黑"/>
+          <w:b w:val="0"/>
+          <w:color w:val="253638"/>
+          <w:sz w:val="21"/>
+        </w:rPr>
+        <w:t>建议动作：按一线SSRI、非SSRI替代、TRD/新机制三层建立竞品矩阵；核对高证据研究患者人群和终点；更新左洛复疗效、安全性和治疗定位材料。</w:t>
+      </w:r>
+    </w:p>
+    <w:p>
+      <w:pPr>
+        <w:spacing w:after="40"/>
+      </w:pPr>
     </w:p>
     <w:p>
       <w:pPr>
